--- a/Facilitators/Word/04_Solution_Paths.docx
+++ b/Facilitators/Word/04_Solution_Paths.docx
@@ -189,7 +189,7 @@
           <w:color w:val="222222"/>
           <w:sz w:val="22"/>
         </w:rPr>
-        <w:t>Reward reasoning, not a particular destination. The following are strong, defensible paths. Weak answers pick one slogan and ignore the evidence against it.</w:t>
+        <w:t>Reward reasoning, not a particular destination. Strong teams name what their preferred path costs. Weak answers pick one slogan and ignore the evidence against it.</w:t>
       </w:r>
     </w:p>
     <w:p>
@@ -441,7 +441,7 @@
         <w:rPr>
           <w:rFonts w:ascii="Calibri" w:hAnsi="Calibri"/>
         </w:rPr>
-        <w:t>Recommending 60-day reporting to look better (fails ED-02).</w:t>
+        <w:t>Recommending 60-day reporting as the primary metric to look better.</w:t>
       </w:r>
     </w:p>
     <w:p>
@@ -466,6 +466,42 @@
           <w:rFonts w:ascii="Calibri" w:hAnsi="Calibri"/>
         </w:rPr>
         <w:t>National scale with no fix for Dong Nai.</w:t>
+      </w:r>
+    </w:p>
+    <w:p>
+      <w:pPr>
+        <w:pStyle w:val="ListBullet"/>
+        <w:ind w:left="360"/>
+      </w:pPr>
+      <w:r>
+        <w:rPr>
+          <w:rFonts w:ascii="Calibri" w:hAnsi="Calibri"/>
+        </w:rPr>
+        <w:t>Cherry-picking easier-to-place youth without acknowledging the cost.</w:t>
+      </w:r>
+    </w:p>
+    <w:p>
+      <w:pPr>
+        <w:pStyle w:val="ListBullet"/>
+        <w:ind w:left="360"/>
+      </w:pPr>
+      <w:r>
+        <w:rPr>
+          <w:rFonts w:ascii="Calibri" w:hAnsi="Calibri"/>
+        </w:rPr>
+        <w:t>Workflow A citing 'the dataset' without Request / Findings IDs.</w:t>
+      </w:r>
+    </w:p>
+    <w:p>
+      <w:pPr>
+        <w:pStyle w:val="ListBullet"/>
+        <w:ind w:left="360"/>
+      </w:pPr>
+      <w:r>
+        <w:rPr>
+          <w:rFonts w:ascii="Calibri" w:hAnsi="Calibri"/>
+        </w:rPr>
+        <w:t>Workflow B sharing the raw workbook with A.</w:t>
       </w:r>
     </w:p>
     <w:sectPr>

--- a/Facilitators/Word/04_Solution_Paths.docx
+++ b/Facilitators/Word/04_Solution_Paths.docx
@@ -5,6 +5,7 @@
     <w:p>
       <w:r>
         <w:rPr>
+          <w:rFonts w:ascii="Lexend" w:hAnsi="Lexend" w:eastAsia="Lexend" w:cs="Lexend"/>
           <w:b/>
           <w:color w:val="007A87"/>
           <w:sz w:val="24"/>
@@ -18,6 +19,7 @@
       </w:pPr>
       <w:r>
         <w:rPr>
+          <w:rFonts w:ascii="Lexend" w:hAnsi="Lexend" w:eastAsia="Lexend" w:cs="Lexend"/>
           <w:b/>
           <w:color w:val="1B2A4A"/>
           <w:sz w:val="48"/>
@@ -28,6 +30,7 @@
     <w:p>
       <w:r>
         <w:rPr>
+          <w:rFonts w:ascii="Nunito" w:hAnsi="Nunito" w:eastAsia="Nunito" w:cs="Nunito"/>
           <w:i/>
           <w:color w:val="666666"/>
           <w:sz w:val="24"/>
@@ -52,6 +55,7 @@
           <w:p>
             <w:r>
               <w:rPr>
+                <w:rFonts w:ascii="Nunito" w:hAnsi="Nunito" w:eastAsia="Nunito" w:cs="Nunito"/>
                 <w:b/>
                 <w:color w:val="1B2A4A"/>
                 <w:sz w:val="20"/>
@@ -67,6 +71,7 @@
           <w:p>
             <w:r>
               <w:rPr>
+                <w:rFonts w:ascii="Nunito" w:hAnsi="Nunito" w:eastAsia="Nunito" w:cs="Nunito"/>
                 <w:color w:val="222222"/>
                 <w:sz w:val="20"/>
               </w:rPr>
@@ -83,6 +88,7 @@
           <w:p>
             <w:r>
               <w:rPr>
+                <w:rFonts w:ascii="Nunito" w:hAnsi="Nunito" w:eastAsia="Nunito" w:cs="Nunito"/>
                 <w:b/>
                 <w:color w:val="1B2A4A"/>
                 <w:sz w:val="20"/>
@@ -98,6 +104,7 @@
           <w:p>
             <w:r>
               <w:rPr>
+                <w:rFonts w:ascii="Nunito" w:hAnsi="Nunito" w:eastAsia="Nunito" w:cs="Nunito"/>
                 <w:color w:val="222222"/>
                 <w:sz w:val="20"/>
               </w:rPr>
@@ -114,6 +121,7 @@
           <w:p>
             <w:r>
               <w:rPr>
+                <w:rFonts w:ascii="Nunito" w:hAnsi="Nunito" w:eastAsia="Nunito" w:cs="Nunito"/>
                 <w:b/>
                 <w:color w:val="1B2A4A"/>
                 <w:sz w:val="20"/>
@@ -129,6 +137,7 @@
           <w:p>
             <w:r>
               <w:rPr>
+                <w:rFonts w:ascii="Nunito" w:hAnsi="Nunito" w:eastAsia="Nunito" w:cs="Nunito"/>
                 <w:color w:val="222222"/>
                 <w:sz w:val="20"/>
               </w:rPr>
@@ -145,6 +154,7 @@
           <w:p>
             <w:r>
               <w:rPr>
+                <w:rFonts w:ascii="Nunito" w:hAnsi="Nunito" w:eastAsia="Nunito" w:cs="Nunito"/>
                 <w:b/>
                 <w:color w:val="1B2A4A"/>
                 <w:sz w:val="20"/>
@@ -160,10 +170,11 @@
           <w:p>
             <w:r>
               <w:rPr>
+                <w:rFonts w:ascii="Nunito" w:hAnsi="Nunito" w:eastAsia="Nunito" w:cs="Nunito"/>
                 <w:color w:val="222222"/>
                 <w:sz w:val="20"/>
               </w:rPr>
-              <w:t>2.0 | July 2026</w:t>
+              <w:t>3.0 | July 2026</w:t>
             </w:r>
           </w:p>
         </w:tc>
@@ -183,7 +194,7 @@
       </w:pPr>
       <w:r>
         <w:rPr>
-          <w:rFonts w:ascii="Calibri" w:hAnsi="Calibri"/>
+          <w:rFonts w:ascii="Nunito" w:hAnsi="Nunito" w:eastAsia="Nunito" w:cs="Nunito"/>
           <w:b w:val="0"/>
           <w:i w:val="0"/>
           <w:color w:val="222222"/>
@@ -198,7 +209,7 @@
       </w:pPr>
       <w:r>
         <w:rPr>
-          <w:rFonts w:ascii="Calibri" w:hAnsi="Calibri"/>
+          <w:rFonts w:ascii="Lexend" w:hAnsi="Lexend" w:eastAsia="Lexend" w:cs="Lexend"/>
           <w:color w:val="1B2A4A"/>
         </w:rPr>
         <w:t>Path A - Depth before scale</w:t>
@@ -210,7 +221,7 @@
       </w:pPr>
       <w:r>
         <w:rPr>
-          <w:rFonts w:ascii="Calibri" w:hAnsi="Calibri"/>
+          <w:rFonts w:ascii="Nunito" w:hAnsi="Nunito" w:eastAsia="Nunito" w:cs="Nunito"/>
           <w:b w:val="0"/>
           <w:i w:val="0"/>
           <w:color w:val="222222"/>
@@ -225,7 +236,7 @@
       </w:pPr>
       <w:r>
         <w:rPr>
-          <w:rFonts w:ascii="Calibri" w:hAnsi="Calibri"/>
+          <w:rFonts w:ascii="Nunito" w:hAnsi="Nunito" w:eastAsia="Nunito" w:cs="Nunito"/>
           <w:b w:val="0"/>
           <w:i w:val="0"/>
           <w:color w:val="222222"/>
@@ -240,7 +251,7 @@
       </w:pPr>
       <w:r>
         <w:rPr>
-          <w:rFonts w:ascii="Calibri" w:hAnsi="Calibri"/>
+          <w:rFonts w:ascii="Nunito" w:hAnsi="Nunito" w:eastAsia="Nunito" w:cs="Nunito"/>
           <w:b w:val="0"/>
           <w:i w:val="0"/>
           <w:color w:val="222222"/>
@@ -255,7 +266,7 @@
       </w:pPr>
       <w:r>
         <w:rPr>
-          <w:rFonts w:ascii="Calibri" w:hAnsi="Calibri"/>
+          <w:rFonts w:ascii="Lexend" w:hAnsi="Lexend" w:eastAsia="Lexend" w:cs="Lexend"/>
           <w:color w:val="1B2A4A"/>
         </w:rPr>
         <w:t>Path B - Conditional scale (most common strong answer)</w:t>
@@ -267,7 +278,7 @@
       </w:pPr>
       <w:r>
         <w:rPr>
-          <w:rFonts w:ascii="Calibri" w:hAnsi="Calibri"/>
+          <w:rFonts w:ascii="Nunito" w:hAnsi="Nunito" w:eastAsia="Nunito" w:cs="Nunito"/>
           <w:b w:val="0"/>
           <w:i w:val="0"/>
           <w:color w:val="222222"/>
@@ -282,7 +293,7 @@
       </w:pPr>
       <w:r>
         <w:rPr>
-          <w:rFonts w:ascii="Calibri" w:hAnsi="Calibri"/>
+          <w:rFonts w:ascii="Nunito" w:hAnsi="Nunito" w:eastAsia="Nunito" w:cs="Nunito"/>
           <w:b w:val="0"/>
           <w:i w:val="0"/>
           <w:color w:val="222222"/>
@@ -297,7 +308,7 @@
       </w:pPr>
       <w:r>
         <w:rPr>
-          <w:rFonts w:ascii="Calibri" w:hAnsi="Calibri"/>
+          <w:rFonts w:ascii="Nunito" w:hAnsi="Nunito" w:eastAsia="Nunito" w:cs="Nunito"/>
           <w:b w:val="0"/>
           <w:i w:val="0"/>
           <w:color w:val="222222"/>
@@ -312,7 +323,7 @@
       </w:pPr>
       <w:r>
         <w:rPr>
-          <w:rFonts w:ascii="Calibri" w:hAnsi="Calibri"/>
+          <w:rFonts w:ascii="Lexend" w:hAnsi="Lexend" w:eastAsia="Lexend" w:cs="Lexend"/>
           <w:color w:val="1B2A4A"/>
         </w:rPr>
         <w:t>Path C - Employer-led pivot</w:t>
@@ -324,7 +335,7 @@
       </w:pPr>
       <w:r>
         <w:rPr>
-          <w:rFonts w:ascii="Calibri" w:hAnsi="Calibri"/>
+          <w:rFonts w:ascii="Nunito" w:hAnsi="Nunito" w:eastAsia="Nunito" w:cs="Nunito"/>
           <w:b w:val="0"/>
           <w:i w:val="0"/>
           <w:color w:val="222222"/>
@@ -339,7 +350,7 @@
       </w:pPr>
       <w:r>
         <w:rPr>
-          <w:rFonts w:ascii="Calibri" w:hAnsi="Calibri"/>
+          <w:rFonts w:ascii="Nunito" w:hAnsi="Nunito" w:eastAsia="Nunito" w:cs="Nunito"/>
           <w:b w:val="0"/>
           <w:i w:val="0"/>
           <w:color w:val="222222"/>
@@ -354,7 +365,7 @@
       </w:pPr>
       <w:r>
         <w:rPr>
-          <w:rFonts w:ascii="Calibri" w:hAnsi="Calibri"/>
+          <w:rFonts w:ascii="Nunito" w:hAnsi="Nunito" w:eastAsia="Nunito" w:cs="Nunito"/>
           <w:b w:val="0"/>
           <w:i w:val="0"/>
           <w:color w:val="222222"/>
@@ -369,7 +380,7 @@
       </w:pPr>
       <w:r>
         <w:rPr>
-          <w:rFonts w:ascii="Calibri" w:hAnsi="Calibri"/>
+          <w:rFonts w:ascii="Lexend" w:hAnsi="Lexend" w:eastAsia="Lexend" w:cs="Lexend"/>
           <w:color w:val="1B2A4A"/>
         </w:rPr>
         <w:t>Path D - Digital hybrid</w:t>
@@ -381,7 +392,7 @@
       </w:pPr>
       <w:r>
         <w:rPr>
-          <w:rFonts w:ascii="Calibri" w:hAnsi="Calibri"/>
+          <w:rFonts w:ascii="Nunito" w:hAnsi="Nunito" w:eastAsia="Nunito" w:cs="Nunito"/>
           <w:b w:val="0"/>
           <w:i w:val="0"/>
           <w:color w:val="222222"/>
@@ -396,7 +407,7 @@
       </w:pPr>
       <w:r>
         <w:rPr>
-          <w:rFonts w:ascii="Calibri" w:hAnsi="Calibri"/>
+          <w:rFonts w:ascii="Nunito" w:hAnsi="Nunito" w:eastAsia="Nunito" w:cs="Nunito"/>
           <w:b w:val="0"/>
           <w:i w:val="0"/>
           <w:color w:val="222222"/>
@@ -411,7 +422,7 @@
       </w:pPr>
       <w:r>
         <w:rPr>
-          <w:rFonts w:ascii="Calibri" w:hAnsi="Calibri"/>
+          <w:rFonts w:ascii="Nunito" w:hAnsi="Nunito" w:eastAsia="Nunito" w:cs="Nunito"/>
           <w:b w:val="0"/>
           <w:i w:val="0"/>
           <w:color w:val="222222"/>
@@ -426,7 +437,7 @@
       </w:pPr>
       <w:r>
         <w:rPr>
-          <w:rFonts w:ascii="Calibri" w:hAnsi="Calibri"/>
+          <w:rFonts w:ascii="Lexend" w:hAnsi="Lexend" w:eastAsia="Lexend" w:cs="Lexend"/>
           <w:color w:val="1B2A4A"/>
         </w:rPr>
         <w:t>Red lines (mark down if crossed)</w:t>
@@ -439,7 +450,7 @@
       </w:pPr>
       <w:r>
         <w:rPr>
-          <w:rFonts w:ascii="Calibri" w:hAnsi="Calibri"/>
+          <w:rFonts w:ascii="Nunito" w:hAnsi="Nunito" w:eastAsia="Nunito" w:cs="Nunito"/>
         </w:rPr>
         <w:t>Recommending 60-day reporting as the primary metric to look better.</w:t>
       </w:r>
@@ -451,7 +462,7 @@
       </w:pPr>
       <w:r>
         <w:rPr>
-          <w:rFonts w:ascii="Calibri" w:hAnsi="Calibri"/>
+          <w:rFonts w:ascii="Nunito" w:hAnsi="Nunito" w:eastAsia="Nunito" w:cs="Nunito"/>
         </w:rPr>
         <w:t>Replacing caseworkers with volunteers (contradicts VR-01).</w:t>
       </w:r>
@@ -463,7 +474,7 @@
       </w:pPr>
       <w:r>
         <w:rPr>
-          <w:rFonts w:ascii="Calibri" w:hAnsi="Calibri"/>
+          <w:rFonts w:ascii="Nunito" w:hAnsi="Nunito" w:eastAsia="Nunito" w:cs="Nunito"/>
         </w:rPr>
         <w:t>National scale with no fix for Dong Nai.</w:t>
       </w:r>
@@ -475,7 +486,7 @@
       </w:pPr>
       <w:r>
         <w:rPr>
-          <w:rFonts w:ascii="Calibri" w:hAnsi="Calibri"/>
+          <w:rFonts w:ascii="Nunito" w:hAnsi="Nunito" w:eastAsia="Nunito" w:cs="Nunito"/>
         </w:rPr>
         <w:t>Cherry-picking easier-to-place youth without acknowledging the cost.</w:t>
       </w:r>
@@ -487,7 +498,7 @@
       </w:pPr>
       <w:r>
         <w:rPr>
-          <w:rFonts w:ascii="Calibri" w:hAnsi="Calibri"/>
+          <w:rFonts w:ascii="Nunito" w:hAnsi="Nunito" w:eastAsia="Nunito" w:cs="Nunito"/>
         </w:rPr>
         <w:t>Workflow A citing 'the dataset' without Request / Findings IDs.</w:t>
       </w:r>
@@ -499,7 +510,7 @@
       </w:pPr>
       <w:r>
         <w:rPr>
-          <w:rFonts w:ascii="Calibri" w:hAnsi="Calibri"/>
+          <w:rFonts w:ascii="Nunito" w:hAnsi="Nunito" w:eastAsia="Nunito" w:cs="Nunito"/>
         </w:rPr>
         <w:t>Workflow B sharing the raw workbook with A.</w:t>
       </w:r>
@@ -881,7 +892,7 @@
       <w:spacing w:after="120" w:line="276" w:lineRule="auto"/>
     </w:pPr>
     <w:rPr>
-      <w:rFonts w:ascii="Calibri" w:hAnsi="Calibri"/>
+      <w:rFonts w:ascii="Nunito" w:hAnsi="Nunito" w:eastAsia="Nunito" w:cs="Nunito"/>
       <w:color w:val="222222"/>
       <w:sz w:val="22"/>
     </w:rPr>

--- a/Facilitators/Word/04_Solution_Paths.docx
+++ b/Facilitators/Word/04_Solution_Paths.docx
@@ -174,7 +174,7 @@
                 <w:color w:val="222222"/>
                 <w:sz w:val="20"/>
               </w:rPr>
-              <w:t>3.0 | July 2026</w:t>
+              <w:t>3.1 | July-September 2026</w:t>
             </w:r>
           </w:p>
         </w:tc>

--- a/Facilitators/Word/04_Solution_Paths.docx
+++ b/Facilitators/Word/04_Solution_Paths.docx
@@ -252,6 +252,21 @@
       <w:r>
         <w:rPr>
           <w:rFonts w:ascii="Nunito" w:hAnsi="Nunito" w:eastAsia="Nunito" w:cs="Nunito"/>
+          <w:b/>
+          <w:i w:val="0"/>
+          <w:color w:val="222222"/>
+          <w:sz w:val="22"/>
+        </w:rPr>
+        <w:t>Who is left behind: The ~1,100 on the waitlist (esp. Binh Duong / BN-04, YouthWorks leakage); Long An ambition and the Board growth faction; possibly part of the VPBank envelope if renegotiated down.</w:t>
+      </w:r>
+    </w:p>
+    <w:p>
+      <w:pPr>
+        <w:spacing w:after="120"/>
+      </w:pPr>
+      <w:r>
+        <w:rPr>
+          <w:rFonts w:ascii="Nunito" w:hAnsi="Nunito" w:eastAsia="Nunito" w:cs="Nunito"/>
           <w:b w:val="0"/>
           <w:i w:val="0"/>
           <w:color w:val="222222"/>
@@ -300,6 +315,21 @@
           <w:sz w:val="22"/>
         </w:rPr>
         <w:t>Strengths: Balances DN-01 and BD-01; keeps the grant; stages risk.</w:t>
+      </w:r>
+    </w:p>
+    <w:p>
+      <w:pPr>
+        <w:spacing w:after="120"/>
+      </w:pPr>
+      <w:r>
+        <w:rPr>
+          <w:rFonts w:ascii="Nunito" w:hAnsi="Nunito" w:eastAsia="Nunito" w:cs="Nunito"/>
+          <w:b/>
+          <w:i w:val="0"/>
+          <w:color w:val="222222"/>
+          <w:sz w:val="22"/>
+        </w:rPr>
+        <w:t>Who is left behind: Whoever sits behind the gates - waitlisted youth until milestones clear; Long An if gates stay closed; young people who need help now while process/M&amp;E work runs. Soft risk: staff burn if 'fix in parallel'.</w:t>
       </w:r>
     </w:p>
     <w:p>
@@ -366,6 +396,21 @@
       <w:r>
         <w:rPr>
           <w:rFonts w:ascii="Nunito" w:hAnsi="Nunito" w:eastAsia="Nunito" w:cs="Nunito"/>
+          <w:b/>
+          <w:i w:val="0"/>
+          <w:color w:val="222222"/>
+          <w:sz w:val="22"/>
+        </w:rPr>
+        <w:t>Who is left behind: Youth who would have taken weaker/exploitative placements; hubs dependent on volume employers (DN); anyone facing fewer seats / longer waits; employers who fail audit and the youth they would have absorbed.</w:t>
+      </w:r>
+    </w:p>
+    <w:p>
+      <w:pPr>
+        <w:spacing w:after="120"/>
+      </w:pPr>
+      <w:r>
+        <w:rPr>
+          <w:rFonts w:ascii="Nunito" w:hAnsi="Nunito" w:eastAsia="Nunito" w:cs="Nunito"/>
           <w:b w:val="0"/>
           <w:i w:val="0"/>
           <w:color w:val="222222"/>
@@ -423,12 +468,42 @@
       <w:r>
         <w:rPr>
           <w:rFonts w:ascii="Nunito" w:hAnsi="Nunito" w:eastAsia="Nunito" w:cs="Nunito"/>
+          <w:b/>
+          <w:i w:val="0"/>
+          <w:color w:val="222222"/>
+          <w:sz w:val="22"/>
+        </w:rPr>
+        <w:t>Who is left behind: Youth without devices/connectivity (BN-01); people who need in-person support (disability / weaker digital skills - BN-03); anyone steered to Digital who would have done better on Skills Forward. Waitlist may shrink on paper while equity worsens.</w:t>
+      </w:r>
+    </w:p>
+    <w:p>
+      <w:pPr>
+        <w:spacing w:after="120"/>
+      </w:pPr>
+      <w:r>
+        <w:rPr>
+          <w:rFonts w:ascii="Nunito" w:hAnsi="Nunito" w:eastAsia="Nunito" w:cs="Nunito"/>
           <w:b w:val="0"/>
           <w:i w:val="0"/>
           <w:color w:val="222222"/>
           <w:sz w:val="22"/>
         </w:rPr>
         <w:t>Risks to probe: Digital placement is weaker; equity risk (BN-01 has no laptop); only valid with caveats.</w:t>
+      </w:r>
+    </w:p>
+    <w:p>
+      <w:pPr>
+        <w:spacing w:after="120"/>
+      </w:pPr>
+      <w:r>
+        <w:rPr>
+          <w:rFonts w:ascii="Nunito" w:hAnsi="Nunito" w:eastAsia="Nunito" w:cs="Nunito"/>
+          <w:b w:val="0"/>
+          <w:i/>
+          <w:color w:val="222222"/>
+          <w:sz w:val="22"/>
+        </w:rPr>
+        <w:t>Across all four (if unnamed): disability, Dong Nai youth in bad internships, and anyone cherry-picked to protect 65% remain red-line 'left behind' groups.</w:t>
       </w:r>
     </w:p>
     <w:p>
@@ -452,7 +527,7 @@
         <w:rPr>
           <w:rFonts w:ascii="Nunito" w:hAnsi="Nunito" w:eastAsia="Nunito" w:cs="Nunito"/>
         </w:rPr>
-        <w:t>Recommending 60-day reporting as the primary metric to look better.</w:t>
+        <w:t>Elevating a shorter-than-ninety-day placement window (e.g. 60-day) as the primary metric to look better (watch for 'earlier visibility' language from Development).</w:t>
       </w:r>
     </w:p>
     <w:p>
@@ -489,6 +564,30 @@
           <w:rFonts w:ascii="Nunito" w:hAnsi="Nunito" w:eastAsia="Nunito" w:cs="Nunito"/>
         </w:rPr>
         <w:t>Cherry-picking easier-to-place youth without acknowledging the cost.</w:t>
+      </w:r>
+    </w:p>
+    <w:p>
+      <w:pPr>
+        <w:pStyle w:val="ListBullet"/>
+        <w:ind w:left="360"/>
+      </w:pPr>
+      <w:r>
+        <w:rPr>
+          <w:rFonts w:ascii="Nunito" w:hAnsi="Nunito" w:eastAsia="Nunito" w:cs="Nunito"/>
+        </w:rPr>
+        <w:t>Treating D-08 board emails as verified fact.</w:t>
+      </w:r>
+    </w:p>
+    <w:p>
+      <w:pPr>
+        <w:pStyle w:val="ListBullet"/>
+        <w:ind w:left="360"/>
+      </w:pPr>
+      <w:r>
+        <w:rPr>
+          <w:rFonts w:ascii="Nunito" w:hAnsi="Nunito" w:eastAsia="Nunito" w:cs="Nunito"/>
+        </w:rPr>
+        <w:t>Claiming attendance causes placement without naming confounders.</w:t>
       </w:r>
     </w:p>
     <w:p>
